--- a/Лор/Антиангелы.docx
+++ b/Лор/Антиангелы.docx
@@ -2113,14 +2113,18 @@
         <w:rPr>
           <w:sz w:val="32"/>
           <w:szCs w:val="32"/>
-        </w:rPr>
-      </w:pPr>
-      <w:r>
-        <w:rPr>
-          <w:sz w:val="32"/>
-          <w:szCs w:val="32"/>
-        </w:rPr>
-        <w:t>**</w:t>
+          <w:highlight w:val="red"/>
+        </w:rPr>
+      </w:pPr>
+      <w:bookmarkStart w:id="0" w:name="_GoBack"/>
+      <w:bookmarkEnd w:id="0"/>
+      <w:r>
+        <w:rPr>
+          <w:sz w:val="32"/>
+          <w:szCs w:val="32"/>
+          <w:highlight w:val="red"/>
+        </w:rPr>
+        <w:t>Параметры предоставлены неизвестным наблюдателем на летающем кресле</w:t>
       </w:r>
     </w:p>
     <w:p>
@@ -2130,16 +2134,24 @@
         <w:rPr>
           <w:sz w:val="32"/>
           <w:szCs w:val="32"/>
-          <w:lang w:val="en-US"/>
-        </w:rPr>
-      </w:pPr>
-      <w:r>
-        <w:rPr>
-          <w:sz w:val="32"/>
-          <w:szCs w:val="32"/>
-          <w:lang w:val="en-US"/>
-        </w:rPr>
-        <w:t>I – 9x19</w:t>
+          <w:highlight w:val="red"/>
+        </w:rPr>
+      </w:pPr>
+      <w:r>
+        <w:rPr>
+          <w:sz w:val="32"/>
+          <w:szCs w:val="32"/>
+          <w:highlight w:val="red"/>
+        </w:rPr>
+        <w:t>Параметры наиграны</w:t>
+      </w:r>
+      <w:r>
+        <w:rPr>
+          <w:sz w:val="32"/>
+          <w:szCs w:val="32"/>
+          <w:highlight w:val="red"/>
+        </w:rPr>
+        <w:t xml:space="preserve"> для соответствия снам</w:t>
       </w:r>
     </w:p>
     <w:p>
@@ -2149,16 +2161,256 @@
         <w:rPr>
           <w:sz w:val="32"/>
           <w:szCs w:val="32"/>
+          <w:highlight w:val="red"/>
+        </w:rPr>
+      </w:pPr>
+      <w:r>
+        <w:rPr>
+          <w:sz w:val="32"/>
+          <w:szCs w:val="32"/>
+          <w:highlight w:val="red"/>
+        </w:rPr>
+        <w:t xml:space="preserve">Все </w:t>
+      </w:r>
+      <w:proofErr w:type="spellStart"/>
+      <w:r>
+        <w:rPr>
+          <w:sz w:val="32"/>
+          <w:szCs w:val="32"/>
+          <w:highlight w:val="red"/>
+        </w:rPr>
+        <w:t>антиангелы</w:t>
+      </w:r>
+      <w:proofErr w:type="spellEnd"/>
+      <w:r>
+        <w:rPr>
+          <w:sz w:val="32"/>
+          <w:szCs w:val="32"/>
+          <w:highlight w:val="red"/>
+        </w:rPr>
+        <w:t xml:space="preserve"> и </w:t>
+      </w:r>
+      <w:proofErr w:type="spellStart"/>
+      <w:r>
+        <w:rPr>
+          <w:sz w:val="32"/>
+          <w:szCs w:val="32"/>
+          <w:highlight w:val="red"/>
+        </w:rPr>
+        <w:t>антидемоны</w:t>
+      </w:r>
+      <w:proofErr w:type="spellEnd"/>
+      <w:r>
+        <w:rPr>
+          <w:sz w:val="32"/>
+          <w:szCs w:val="32"/>
+          <w:highlight w:val="red"/>
+        </w:rPr>
+        <w:t xml:space="preserve"> генетически, биологически</w:t>
+      </w:r>
+      <w:r>
+        <w:rPr>
+          <w:sz w:val="32"/>
+          <w:szCs w:val="32"/>
+          <w:highlight w:val="red"/>
+        </w:rPr>
+        <w:t>, магически</w:t>
+      </w:r>
+      <w:r>
+        <w:rPr>
+          <w:sz w:val="32"/>
+          <w:szCs w:val="32"/>
+          <w:highlight w:val="red"/>
+        </w:rPr>
+        <w:t xml:space="preserve"> и кибернетически модифицированы</w:t>
+      </w:r>
+      <w:r>
+        <w:rPr>
+          <w:sz w:val="32"/>
+          <w:szCs w:val="32"/>
+          <w:highlight w:val="red"/>
+        </w:rPr>
+        <w:t>, относительно базовых параметров</w:t>
+      </w:r>
+      <w:r>
+        <w:rPr>
+          <w:sz w:val="32"/>
+          <w:szCs w:val="32"/>
+          <w:highlight w:val="red"/>
+        </w:rPr>
+        <w:t xml:space="preserve">. </w:t>
+      </w:r>
+    </w:p>
+    <w:p>
+      <w:pPr>
+        <w:pStyle w:val="a4"/>
+        <w:ind w:left="-993"/>
+        <w:rPr>
+          <w:sz w:val="32"/>
+          <w:szCs w:val="32"/>
+        </w:rPr>
+      </w:pPr>
+      <w:r>
+        <w:rPr>
+          <w:sz w:val="32"/>
+          <w:szCs w:val="32"/>
+          <w:highlight w:val="red"/>
+        </w:rPr>
+        <w:t>Особенно голубой и красный</w:t>
+      </w:r>
+      <w:proofErr w:type="gramStart"/>
+      <w:r>
+        <w:rPr>
+          <w:sz w:val="32"/>
+          <w:szCs w:val="32"/>
+          <w:highlight w:val="red"/>
+        </w:rPr>
+        <w:t>.</w:t>
+      </w:r>
+      <w:proofErr w:type="gramEnd"/>
+      <w:r>
+        <w:rPr>
+          <w:sz w:val="32"/>
+          <w:szCs w:val="32"/>
+          <w:highlight w:val="red"/>
+        </w:rPr>
+        <w:t xml:space="preserve"> Красный зачарован</w:t>
+      </w:r>
+      <w:proofErr w:type="gramStart"/>
+      <w:r>
+        <w:rPr>
+          <w:sz w:val="32"/>
+          <w:szCs w:val="32"/>
+          <w:highlight w:val="red"/>
+        </w:rPr>
+        <w:t>.</w:t>
+      </w:r>
+      <w:proofErr w:type="gramEnd"/>
+      <w:r>
+        <w:rPr>
+          <w:sz w:val="32"/>
+          <w:szCs w:val="32"/>
+          <w:highlight w:val="red"/>
+        </w:rPr>
+        <w:t xml:space="preserve"> Оба со значительно усиленным и модифицированным скелетом</w:t>
+      </w:r>
+      <w:r>
+        <w:rPr>
+          <w:sz w:val="32"/>
+          <w:szCs w:val="32"/>
+          <w:highlight w:val="red"/>
+        </w:rPr>
+        <w:t xml:space="preserve"> и замененным на сверхпроводящие сервоприводы суставами</w:t>
+      </w:r>
+      <w:r>
+        <w:rPr>
+          <w:sz w:val="32"/>
+          <w:szCs w:val="32"/>
+          <w:highlight w:val="red"/>
+        </w:rPr>
+        <w:t>.</w:t>
+      </w:r>
+    </w:p>
+    <w:p>
+      <w:pPr>
+        <w:pStyle w:val="a4"/>
+        <w:ind w:left="-993"/>
+        <w:rPr>
+          <w:sz w:val="32"/>
+          <w:szCs w:val="32"/>
+        </w:rPr>
+      </w:pPr>
+    </w:p>
+    <w:p>
+      <w:pPr>
+        <w:pStyle w:val="a4"/>
+        <w:ind w:left="-993"/>
+        <w:rPr>
+          <w:sz w:val="32"/>
+          <w:szCs w:val="32"/>
+        </w:rPr>
+      </w:pPr>
+    </w:p>
+    <w:p>
+      <w:pPr>
+        <w:pStyle w:val="a4"/>
+        <w:ind w:left="-993"/>
+        <w:rPr>
+          <w:sz w:val="32"/>
+          <w:szCs w:val="32"/>
+        </w:rPr>
+      </w:pPr>
+      <w:r>
+        <w:rPr>
+          <w:sz w:val="32"/>
+          <w:szCs w:val="32"/>
+        </w:rPr>
+        <w:t>**</w:t>
+      </w:r>
+    </w:p>
+    <w:p>
+      <w:pPr>
+        <w:pStyle w:val="a4"/>
+        <w:ind w:left="-993"/>
+        <w:rPr>
+          <w:sz w:val="32"/>
+          <w:szCs w:val="32"/>
+        </w:rPr>
+      </w:pPr>
+      <w:r>
+        <w:rPr>
+          <w:sz w:val="32"/>
+          <w:szCs w:val="32"/>
           <w:lang w:val="en-US"/>
         </w:rPr>
-      </w:pPr>
+        <w:t>I</w:t>
+      </w:r>
+      <w:r>
+        <w:rPr>
+          <w:sz w:val="32"/>
+          <w:szCs w:val="32"/>
+        </w:rPr>
+        <w:t xml:space="preserve"> – 9</w:t>
+      </w:r>
       <w:r>
         <w:rPr>
           <w:sz w:val="32"/>
           <w:szCs w:val="32"/>
           <w:lang w:val="en-US"/>
         </w:rPr>
-        <w:t xml:space="preserve">II - .357 </w:t>
+        <w:t>x</w:t>
+      </w:r>
+      <w:r>
+        <w:rPr>
+          <w:sz w:val="32"/>
+          <w:szCs w:val="32"/>
+        </w:rPr>
+        <w:t>19</w:t>
+      </w:r>
+    </w:p>
+    <w:p>
+      <w:pPr>
+        <w:pStyle w:val="a4"/>
+        <w:ind w:left="-993"/>
+        <w:rPr>
+          <w:sz w:val="32"/>
+          <w:szCs w:val="32"/>
+        </w:rPr>
+      </w:pPr>
+      <w:r>
+        <w:rPr>
+          <w:sz w:val="32"/>
+          <w:szCs w:val="32"/>
+          <w:lang w:val="en-US"/>
+        </w:rPr>
+        <w:t>II</w:t>
+      </w:r>
+      <w:r>
+        <w:rPr>
+          <w:sz w:val="32"/>
+          <w:szCs w:val="32"/>
+        </w:rPr>
+        <w:t xml:space="preserve"> - .357 </w:t>
       </w:r>
       <w:proofErr w:type="gramStart"/>
       <w:r>
@@ -2178,16 +2430,52 @@
         <w:rPr>
           <w:sz w:val="32"/>
           <w:szCs w:val="32"/>
+        </w:rPr>
+      </w:pPr>
+      <w:r>
+        <w:rPr>
+          <w:sz w:val="32"/>
+          <w:szCs w:val="32"/>
           <w:lang w:val="en-US"/>
         </w:rPr>
-      </w:pPr>
+        <w:t>III</w:t>
+      </w:r>
+      <w:r>
+        <w:rPr>
+          <w:sz w:val="32"/>
+          <w:szCs w:val="32"/>
+        </w:rPr>
+        <w:t xml:space="preserve"> – 5.45 </w:t>
+      </w:r>
       <w:r>
         <w:rPr>
           <w:sz w:val="32"/>
           <w:szCs w:val="32"/>
           <w:lang w:val="en-US"/>
         </w:rPr>
-        <w:t>III – 5.45 x 39, 5.56 x 45</w:t>
+        <w:t>x</w:t>
+      </w:r>
+      <w:r>
+        <w:rPr>
+          <w:sz w:val="32"/>
+          <w:szCs w:val="32"/>
+        </w:rPr>
+        <w:t xml:space="preserve"> 39, 5.56 </w:t>
+      </w:r>
+      <w:r>
+        <w:rPr>
+          <w:sz w:val="32"/>
+          <w:szCs w:val="32"/>
+          <w:lang w:val="en-US"/>
+        </w:rPr>
+        <w:t>x</w:t>
+      </w:r>
+      <w:r>
+        <w:rPr>
+          <w:sz w:val="32"/>
+          <w:szCs w:val="32"/>
+        </w:rPr>
+        <w:t xml:space="preserve"> 45</w:t>
       </w:r>
     </w:p>
     <w:p>
@@ -2197,16 +2485,37 @@
         <w:rPr>
           <w:sz w:val="32"/>
           <w:szCs w:val="32"/>
+        </w:rPr>
+      </w:pPr>
+      <w:r>
+        <w:rPr>
+          <w:sz w:val="32"/>
+          <w:szCs w:val="32"/>
           <w:lang w:val="en-US"/>
         </w:rPr>
-      </w:pPr>
+        <w:t>I</w:t>
+      </w:r>
       <w:r>
         <w:rPr>
           <w:sz w:val="32"/>
           <w:szCs w:val="32"/>
           <w:lang w:val="en-US"/>
         </w:rPr>
-        <w:t>I</w:t>
+        <w:t>II</w:t>
+      </w:r>
+      <w:r>
+        <w:rPr>
+          <w:sz w:val="32"/>
+          <w:szCs w:val="32"/>
+        </w:rPr>
+        <w:t>+</w:t>
+      </w:r>
+      <w:r>
+        <w:rPr>
+          <w:sz w:val="32"/>
+          <w:szCs w:val="32"/>
+        </w:rPr>
+        <w:t xml:space="preserve"> – 5.45 </w:t>
       </w:r>
       <w:r>
         <w:rPr>
@@ -2214,7 +2523,14 @@
           <w:szCs w:val="32"/>
           <w:lang w:val="en-US"/>
         </w:rPr>
-        <w:t>II+</w:t>
+        <w:t>x</w:t>
+      </w:r>
+      <w:r>
+        <w:rPr>
+          <w:sz w:val="32"/>
+          <w:szCs w:val="32"/>
+        </w:rPr>
+        <w:t xml:space="preserve"> 39 </w:t>
       </w:r>
       <w:r>
         <w:rPr>
@@ -2222,7 +2538,51 @@
           <w:szCs w:val="32"/>
           <w:lang w:val="en-US"/>
         </w:rPr>
-        <w:t xml:space="preserve"> – 5.45 x 39 AP, 5.56 x 45 AP, .308</w:t>
+        <w:t>AP</w:t>
+      </w:r>
+      <w:r>
+        <w:rPr>
+          <w:sz w:val="32"/>
+          <w:szCs w:val="32"/>
+        </w:rPr>
+        <w:t xml:space="preserve">, 5.56 </w:t>
+      </w:r>
+      <w:r>
+        <w:rPr>
+          <w:sz w:val="32"/>
+          <w:szCs w:val="32"/>
+          <w:lang w:val="en-US"/>
+        </w:rPr>
+        <w:t>x</w:t>
+      </w:r>
+      <w:r>
+        <w:rPr>
+          <w:sz w:val="32"/>
+          <w:szCs w:val="32"/>
+        </w:rPr>
+        <w:t xml:space="preserve"> 45 </w:t>
+      </w:r>
+      <w:r>
+        <w:rPr>
+          <w:sz w:val="32"/>
+          <w:szCs w:val="32"/>
+          <w:lang w:val="en-US"/>
+        </w:rPr>
+        <w:t>AP</w:t>
+      </w:r>
+      <w:r>
+        <w:rPr>
+          <w:sz w:val="32"/>
+          <w:szCs w:val="32"/>
+        </w:rPr>
+        <w:t>, .3</w:t>
+      </w:r>
+      <w:r>
+        <w:rPr>
+          <w:sz w:val="32"/>
+          <w:szCs w:val="32"/>
+        </w:rPr>
+        <w:t>08</w:t>
       </w:r>
     </w:p>
     <w:p>
@@ -2232,22 +2592,20 @@
         <w:rPr>
           <w:sz w:val="32"/>
           <w:szCs w:val="32"/>
+        </w:rPr>
+      </w:pPr>
+      <w:r>
+        <w:rPr>
+          <w:sz w:val="32"/>
+          <w:szCs w:val="32"/>
           <w:lang w:val="en-US"/>
         </w:rPr>
-      </w:pPr>
-      <w:r>
-        <w:rPr>
-          <w:sz w:val="32"/>
-          <w:szCs w:val="32"/>
-          <w:lang w:val="en-US"/>
-        </w:rPr>
         <w:t>IV</w:t>
       </w:r>
       <w:r>
         <w:rPr>
           <w:sz w:val="32"/>
           <w:szCs w:val="32"/>
-          <w:lang w:val="en-US"/>
         </w:rPr>
         <w:t xml:space="preserve"> - .308 </w:t>
       </w:r>
@@ -2370,6 +2728,7 @@
           <w:szCs w:val="32"/>
           <w:lang w:val="en-US"/>
         </w:rPr>
+        <w:lastRenderedPageBreak/>
         <w:t>VI</w:t>
       </w:r>
       <w:r>
@@ -2902,17 +3261,7 @@
           <w:sz w:val="28"/>
           <w:szCs w:val="28"/>
         </w:rPr>
-        <w:t>а(нестабильное</w:t>
-      </w:r>
-      <w:bookmarkStart w:id="0" w:name="_GoBack"/>
-      <w:bookmarkEnd w:id="0"/>
-      <w:r>
-        <w:rPr>
-          <w:rFonts w:ascii="Times New Roman" w:hAnsi="Times New Roman" w:cs="Times New Roman"/>
-          <w:sz w:val="28"/>
-          <w:szCs w:val="28"/>
-        </w:rPr>
-        <w:t>)</w:t>
+        <w:t>а(нестабильное)</w:t>
       </w:r>
       <w:r>
         <w:rPr>
